--- a/templates/site_PROCURAÇÃO_ESPECÍFICA_MODELO_CURITIBA.docx
+++ b/templates/site_PROCURAÇÃO_ESPECÍFICA_MODELO_CURITIBA.docx
@@ -310,7 +310,6 @@
       <w:pPr>
         <w:spacing w:after="0" w:line="276" w:lineRule="auto"/>
         <w:ind w:left="283.46456692913375" w:firstLine="0"/>
-        <w:jc w:val="both"/>
         <w:rPr>
           <w:rFonts w:ascii="Roboto" w:cs="Roboto" w:eastAsia="Roboto" w:hAnsi="Roboto"/>
           <w:b w:val="1"/>
@@ -1191,7 +1190,6 @@
       <w:pPr>
         <w:spacing w:line="360" w:lineRule="auto"/>
         <w:ind w:right="418.34645669291376"/>
-        <w:jc w:val="both"/>
         <w:rPr>
           <w:rFonts w:ascii="Arial" w:cs="Arial" w:eastAsia="Arial" w:hAnsi="Arial"/>
           <w:sz w:val="20"/>
